--- a/GSR CV N+IT.docx
+++ b/GSR CV N+IT.docx
@@ -545,7 +545,7 @@
           <w:b/>
           <w:sz w:val="24"/>
         </w:rPr>
-        <w:t>DevOps</w:t>
+        <w:t>Cloud</w:t>
       </w:r>
       <w:r>
         <w:rPr>
@@ -3254,21 +3254,12 @@
         </w:rPr>
         <w:t xml:space="preserve"> </w:t>
       </w:r>
-      <w:proofErr w:type="spellStart"/>
       <w:r>
         <w:rPr>
           <w:spacing w:val="-2"/>
           <w:sz w:val="24"/>
         </w:rPr>
-        <w:t>Kubeadm</w:t>
-      </w:r>
-      <w:proofErr w:type="spellEnd"/>
-      <w:r>
-        <w:rPr>
-          <w:spacing w:val="-2"/>
-          <w:sz w:val="24"/>
-        </w:rPr>
-        <w:t>.</w:t>
+        <w:t>Kubeadm.</w:t>
       </w:r>
     </w:p>
     <w:p>
@@ -5783,14 +5774,7 @@
         <w:rPr>
           <w:sz w:val="24"/>
         </w:rPr>
-        <w:t xml:space="preserve">deployments using </w:t>
-      </w:r>
-      <w:proofErr w:type="spellStart"/>
-      <w:r>
-        <w:rPr>
-          <w:sz w:val="24"/>
-        </w:rPr>
-        <w:t>Y</w:t>
+        <w:t>deployments using Y</w:t>
       </w:r>
       <w:r>
         <w:rPr>
@@ -5802,14 +5786,7 @@
         <w:rPr>
           <w:sz w:val="24"/>
         </w:rPr>
-        <w:t>ml</w:t>
-      </w:r>
-      <w:proofErr w:type="spellEnd"/>
-      <w:r>
-        <w:rPr>
-          <w:sz w:val="24"/>
-        </w:rPr>
-        <w:t xml:space="preserve"> code.</w:t>
+        <w:t>ml code.</w:t>
       </w:r>
     </w:p>
     <w:p>
@@ -6939,21 +6916,7 @@
         <w:rPr>
           <w:sz w:val="24"/>
         </w:rPr>
-        <w:t xml:space="preserve">create infrastructure of </w:t>
-      </w:r>
-      <w:proofErr w:type="spellStart"/>
-      <w:r>
-        <w:rPr>
-          <w:sz w:val="24"/>
-        </w:rPr>
-        <w:t>aws</w:t>
-      </w:r>
-      <w:proofErr w:type="spellEnd"/>
-      <w:r>
-        <w:rPr>
-          <w:sz w:val="24"/>
-        </w:rPr>
-        <w:t>.</w:t>
+        <w:t>create infrastructure of aws.</w:t>
       </w:r>
     </w:p>
     <w:p>
@@ -7895,7 +7858,6 @@
         </w:rPr>
         <w:tab/>
       </w:r>
-      <w:proofErr w:type="spellStart"/>
       <w:r>
         <w:rPr>
           <w:spacing w:val="-2"/>
@@ -7903,7 +7865,6 @@
         </w:rPr>
         <w:t>Venkatrama</w:t>
       </w:r>
-      <w:proofErr w:type="spellEnd"/>
       <w:r>
         <w:rPr>
           <w:spacing w:val="7"/>
